--- a/2026/05. Mai/141. Tagesbericht.docx
+++ b/2026/05. Mai/141. Tagesbericht.docx
@@ -426,6 +426,63 @@
               <w:t>, Export, Import und Löschung</w:t>
             </w:r>
           </w:p>
+          <w:p>
+            <w:pPr>
+              <w:pStyle w:val="Listenabsatz"/>
+              <w:numPr>
+                <w:ilvl w:val="0"/>
+                <w:numId w:val="6"/>
+              </w:numPr>
+              <w:spacing w:line="260" w:lineRule="exact"/>
+              <w:rPr>
+                <w:sz w:val="20"/>
+              </w:rPr>
+            </w:pPr>
+            <w:r>
+              <w:rPr>
+                <w:sz w:val="20"/>
+              </w:rPr>
+              <w:t>Projektdokumentation geschrieben, Verbesserungen, Inhaltsverzeichnis hinzugefügt</w:t>
+            </w:r>
+          </w:p>
+          <w:p>
+            <w:pPr>
+              <w:pStyle w:val="Listenabsatz"/>
+              <w:numPr>
+                <w:ilvl w:val="0"/>
+                <w:numId w:val="6"/>
+              </w:numPr>
+              <w:spacing w:line="260" w:lineRule="exact"/>
+              <w:rPr>
+                <w:sz w:val="20"/>
+              </w:rPr>
+            </w:pPr>
+            <w:r>
+              <w:rPr>
+                <w:sz w:val="20"/>
+              </w:rPr>
+              <w:t>Recherche über mehrere Inhaltsverzeichnisse in OnlyOffice</w:t>
+            </w:r>
+          </w:p>
+          <w:p>
+            <w:pPr>
+              <w:pStyle w:val="Listenabsatz"/>
+              <w:numPr>
+                <w:ilvl w:val="0"/>
+                <w:numId w:val="6"/>
+              </w:numPr>
+              <w:spacing w:line="260" w:lineRule="exact"/>
+              <w:rPr>
+                <w:sz w:val="20"/>
+              </w:rPr>
+            </w:pPr>
+            <w:r>
+              <w:rPr>
+                <w:sz w:val="20"/>
+              </w:rPr>
+              <w:t>Ticket über SentinelOne Installation geschlossen</w:t>
+            </w:r>
+          </w:p>
         </w:tc>
         <w:tc>
           <w:tcPr>
@@ -444,6 +501,28 @@
                 <w:sz w:val="20"/>
               </w:rPr>
             </w:pPr>
+          </w:p>
+          <w:p>
+            <w:pPr>
+              <w:spacing w:line="260" w:lineRule="exact"/>
+              <w:rPr>
+                <w:sz w:val="20"/>
+              </w:rPr>
+            </w:pPr>
+          </w:p>
+          <w:p>
+            <w:pPr>
+              <w:spacing w:line="260" w:lineRule="exact"/>
+              <w:rPr>
+                <w:sz w:val="20"/>
+              </w:rPr>
+            </w:pPr>
+            <w:r>
+              <w:rPr>
+                <w:sz w:val="20"/>
+              </w:rPr>
+              <w:t>8</w:t>
+            </w:r>
           </w:p>
         </w:tc>
       </w:tr>
@@ -500,6 +579,130 @@
                 <w:sz w:val="20"/>
               </w:rPr>
             </w:pPr>
+            <w:r>
+              <w:rPr>
+                <w:sz w:val="20"/>
+              </w:rPr>
+              <w:t>Überprüfung von Genehmigungsliste und mit Vorsitzender zum Abgleich gefragt</w:t>
+            </w:r>
+          </w:p>
+          <w:p>
+            <w:pPr>
+              <w:pStyle w:val="Listenabsatz"/>
+              <w:numPr>
+                <w:ilvl w:val="0"/>
+                <w:numId w:val="6"/>
+              </w:numPr>
+              <w:spacing w:line="260" w:lineRule="exact"/>
+              <w:rPr>
+                <w:sz w:val="20"/>
+              </w:rPr>
+            </w:pPr>
+            <w:r>
+              <w:rPr>
+                <w:sz w:val="20"/>
+              </w:rPr>
+              <w:t>AD Gruppe in OpenVPN Administratorgruppen hinzugefü</w:t>
+            </w:r>
+            <w:r>
+              <w:rPr>
+                <w:sz w:val="20"/>
+              </w:rPr>
+              <w:t xml:space="preserve">gt, wegen Fehlermeldung </w:t>
+            </w:r>
+          </w:p>
+          <w:p>
+            <w:pPr>
+              <w:pStyle w:val="Listenabsatz"/>
+              <w:numPr>
+                <w:ilvl w:val="0"/>
+                <w:numId w:val="6"/>
+              </w:numPr>
+              <w:spacing w:line="260" w:lineRule="exact"/>
+              <w:rPr>
+                <w:sz w:val="20"/>
+              </w:rPr>
+            </w:pPr>
+            <w:r>
+              <w:rPr>
+                <w:sz w:val="20"/>
+              </w:rPr>
+              <w:t>Teilnahme an einer 30min Präsentation über</w:t>
+            </w:r>
+            <w:r>
+              <w:rPr>
+                <w:sz w:val="20"/>
+              </w:rPr>
+              <w:t xml:space="preserve"> Chatbot Auswertung</w:t>
+            </w:r>
+          </w:p>
+          <w:p>
+            <w:pPr>
+              <w:pStyle w:val="Listenabsatz"/>
+              <w:numPr>
+                <w:ilvl w:val="0"/>
+                <w:numId w:val="6"/>
+              </w:numPr>
+              <w:spacing w:line="260" w:lineRule="exact"/>
+              <w:rPr>
+                <w:sz w:val="20"/>
+              </w:rPr>
+            </w:pPr>
+            <w:r>
+              <w:rPr>
+                <w:sz w:val="20"/>
+              </w:rPr>
+              <w:t>Recherche über OpenVPN neuste Version, ob Administratorgruppe nöti</w:t>
+            </w:r>
+            <w:r>
+              <w:rPr>
+                <w:sz w:val="20"/>
+              </w:rPr>
+              <w:t>g</w:t>
+            </w:r>
+            <w:r>
+              <w:rPr>
+                <w:sz w:val="20"/>
+              </w:rPr>
+              <w:t xml:space="preserve"> und Konfigurationsdateien geprüft nach bestimmten </w:t>
+            </w:r>
+            <w:r>
+              <w:rPr>
+                <w:sz w:val="20"/>
+              </w:rPr>
+              <w:t>Direktiven</w:t>
+            </w:r>
+          </w:p>
+          <w:p>
+            <w:pPr>
+              <w:pStyle w:val="Listenabsatz"/>
+              <w:numPr>
+                <w:ilvl w:val="0"/>
+                <w:numId w:val="6"/>
+              </w:numPr>
+              <w:spacing w:line="260" w:lineRule="exact"/>
+              <w:rPr>
+                <w:sz w:val="20"/>
+              </w:rPr>
+            </w:pPr>
+            <w:r>
+              <w:rPr>
+                <w:sz w:val="20"/>
+              </w:rPr>
+              <w:t>Bildschirm nach Funktion</w:t>
+            </w:r>
+            <w:r>
+              <w:rPr>
+                <w:sz w:val="20"/>
+              </w:rPr>
+              <w:t>, Verfärbung und Touch-Funktion</w:t>
+            </w:r>
+            <w:r>
+              <w:rPr>
+                <w:sz w:val="20"/>
+              </w:rPr>
+              <w:t xml:space="preserve"> getestet</w:t>
+            </w:r>
           </w:p>
         </w:tc>
         <w:tc>
@@ -520,6 +723,49 @@
                 <w:szCs w:val="22"/>
               </w:rPr>
             </w:pPr>
+          </w:p>
+          <w:p>
+            <w:pPr>
+              <w:spacing w:line="260" w:lineRule="exact"/>
+              <w:rPr>
+                <w:sz w:val="22"/>
+                <w:szCs w:val="22"/>
+              </w:rPr>
+            </w:pPr>
+          </w:p>
+          <w:p>
+            <w:pPr>
+              <w:spacing w:line="260" w:lineRule="exact"/>
+              <w:rPr>
+                <w:sz w:val="22"/>
+                <w:szCs w:val="22"/>
+              </w:rPr>
+            </w:pPr>
+          </w:p>
+          <w:p>
+            <w:pPr>
+              <w:spacing w:line="260" w:lineRule="exact"/>
+              <w:rPr>
+                <w:sz w:val="22"/>
+                <w:szCs w:val="22"/>
+              </w:rPr>
+            </w:pPr>
+          </w:p>
+          <w:p>
+            <w:pPr>
+              <w:spacing w:line="260" w:lineRule="exact"/>
+              <w:rPr>
+                <w:sz w:val="22"/>
+                <w:szCs w:val="22"/>
+              </w:rPr>
+            </w:pPr>
+            <w:r>
+              <w:rPr>
+                <w:sz w:val="22"/>
+                <w:szCs w:val="22"/>
+              </w:rPr>
+              <w:t>8</w:t>
+            </w:r>
           </w:p>
         </w:tc>
       </w:tr>
@@ -576,6 +822,157 @@
                 <w:sz w:val="20"/>
               </w:rPr>
             </w:pPr>
+            <w:r>
+              <w:rPr>
+                <w:sz w:val="20"/>
+              </w:rPr>
+              <w:t>Inventarisierung diverser Hardware</w:t>
+            </w:r>
+          </w:p>
+          <w:p>
+            <w:pPr>
+              <w:pStyle w:val="Listenabsatz"/>
+              <w:numPr>
+                <w:ilvl w:val="0"/>
+                <w:numId w:val="6"/>
+              </w:numPr>
+              <w:spacing w:line="260" w:lineRule="exact"/>
+              <w:rPr>
+                <w:sz w:val="20"/>
+              </w:rPr>
+            </w:pPr>
+            <w:r>
+              <w:rPr>
+                <w:sz w:val="20"/>
+              </w:rPr>
+              <w:t xml:space="preserve">OBS-Studio auf Projekt-PC vorbereitet für Videoaufnahme </w:t>
+            </w:r>
+          </w:p>
+          <w:p>
+            <w:pPr>
+              <w:pStyle w:val="Listenabsatz"/>
+              <w:numPr>
+                <w:ilvl w:val="0"/>
+                <w:numId w:val="6"/>
+              </w:numPr>
+              <w:spacing w:line="260" w:lineRule="exact"/>
+              <w:rPr>
+                <w:sz w:val="20"/>
+              </w:rPr>
+            </w:pPr>
+            <w:r>
+              <w:rPr>
+                <w:sz w:val="20"/>
+              </w:rPr>
+              <w:t>Grafana Playlist vorbereitet und PC hochgefahren</w:t>
+            </w:r>
+          </w:p>
+          <w:p>
+            <w:pPr>
+              <w:pStyle w:val="Listenabsatz"/>
+              <w:numPr>
+                <w:ilvl w:val="0"/>
+                <w:numId w:val="6"/>
+              </w:numPr>
+              <w:spacing w:line="260" w:lineRule="exact"/>
+              <w:rPr>
+                <w:sz w:val="20"/>
+              </w:rPr>
+            </w:pPr>
+            <w:r>
+              <w:rPr>
+                <w:sz w:val="20"/>
+              </w:rPr>
+              <w:t>BIOS-Passwort zurückgesetzt und Dell Bescheid gegeben</w:t>
+            </w:r>
+          </w:p>
+          <w:p>
+            <w:pPr>
+              <w:pStyle w:val="Listenabsatz"/>
+              <w:numPr>
+                <w:ilvl w:val="0"/>
+                <w:numId w:val="6"/>
+              </w:numPr>
+              <w:spacing w:line="260" w:lineRule="exact"/>
+              <w:rPr>
+                <w:sz w:val="20"/>
+              </w:rPr>
+            </w:pPr>
+            <w:r>
+              <w:rPr>
+                <w:sz w:val="20"/>
+              </w:rPr>
+              <w:t>Dokumentation von neun BIOS-Passwort in 1Password</w:t>
+            </w:r>
+          </w:p>
+          <w:p>
+            <w:pPr>
+              <w:pStyle w:val="Listenabsatz"/>
+              <w:numPr>
+                <w:ilvl w:val="0"/>
+                <w:numId w:val="6"/>
+              </w:numPr>
+              <w:spacing w:line="260" w:lineRule="exact"/>
+              <w:rPr>
+                <w:sz w:val="20"/>
+              </w:rPr>
+            </w:pPr>
+            <w:r>
+              <w:rPr>
+                <w:sz w:val="20"/>
+              </w:rPr>
+              <w:t>Löschung von SQL-Produkten, Fehlermeldungen</w:t>
+            </w:r>
+            <w:r>
+              <w:rPr>
+                <w:sz w:val="20"/>
+              </w:rPr>
+              <w:t xml:space="preserve"> angeschaut und Recherche über Fehlermeldungen</w:t>
+            </w:r>
+          </w:p>
+          <w:p>
+            <w:pPr>
+              <w:pStyle w:val="Listenabsatz"/>
+              <w:numPr>
+                <w:ilvl w:val="0"/>
+                <w:numId w:val="6"/>
+              </w:numPr>
+              <w:spacing w:line="260" w:lineRule="exact"/>
+              <w:rPr>
+                <w:sz w:val="20"/>
+              </w:rPr>
+            </w:pPr>
+            <w:r>
+              <w:rPr>
+                <w:sz w:val="20"/>
+              </w:rPr>
+              <w:t xml:space="preserve">Projektarbeit </w:t>
+            </w:r>
+            <w:r>
+              <w:rPr>
+                <w:sz w:val="20"/>
+              </w:rPr>
+              <w:t>weitergeschrieben</w:t>
+            </w:r>
+          </w:p>
+          <w:p>
+            <w:pPr>
+              <w:pStyle w:val="Listenabsatz"/>
+              <w:numPr>
+                <w:ilvl w:val="0"/>
+                <w:numId w:val="6"/>
+              </w:numPr>
+              <w:spacing w:line="260" w:lineRule="exact"/>
+              <w:rPr>
+                <w:sz w:val="20"/>
+              </w:rPr>
+            </w:pPr>
+            <w:r>
+              <w:rPr>
+                <w:sz w:val="20"/>
+              </w:rPr>
+              <w:t>Präsentation des Projekts vorbereitet</w:t>
+            </w:r>
           </w:p>
         </w:tc>
         <w:tc>
@@ -596,6 +993,49 @@
                 <w:szCs w:val="22"/>
               </w:rPr>
             </w:pPr>
+          </w:p>
+          <w:p>
+            <w:pPr>
+              <w:spacing w:line="260" w:lineRule="exact"/>
+              <w:rPr>
+                <w:sz w:val="22"/>
+                <w:szCs w:val="22"/>
+              </w:rPr>
+            </w:pPr>
+          </w:p>
+          <w:p>
+            <w:pPr>
+              <w:spacing w:line="260" w:lineRule="exact"/>
+              <w:rPr>
+                <w:sz w:val="22"/>
+                <w:szCs w:val="22"/>
+              </w:rPr>
+            </w:pPr>
+          </w:p>
+          <w:p>
+            <w:pPr>
+              <w:spacing w:line="260" w:lineRule="exact"/>
+              <w:rPr>
+                <w:sz w:val="22"/>
+                <w:szCs w:val="22"/>
+              </w:rPr>
+            </w:pPr>
+          </w:p>
+          <w:p>
+            <w:pPr>
+              <w:spacing w:line="260" w:lineRule="exact"/>
+              <w:rPr>
+                <w:sz w:val="22"/>
+                <w:szCs w:val="22"/>
+              </w:rPr>
+            </w:pPr>
+            <w:r>
+              <w:rPr>
+                <w:sz w:val="22"/>
+                <w:szCs w:val="22"/>
+              </w:rPr>
+              <w:t>8</w:t>
+            </w:r>
           </w:p>
         </w:tc>
       </w:tr>
@@ -652,6 +1092,12 @@
                 <w:sz w:val="20"/>
               </w:rPr>
             </w:pPr>
+            <w:r>
+              <w:rPr>
+                <w:sz w:val="20"/>
+              </w:rPr>
+              <w:t>SQL Dienst gestartet</w:t>
+            </w:r>
           </w:p>
         </w:tc>
         <w:tc>
@@ -1321,7 +1767,7 @@
           <w:sz w:val="18"/>
           <w:szCs w:val="18"/>
         </w:rPr>
-        <w:t>05.05.2026</w:t>
+        <w:t>08.05.2026</w:t>
       </w:r>
       <w:r>
         <w:rPr>
@@ -1413,7 +1859,7 @@
           <w:sz w:val="18"/>
           <w:szCs w:val="18"/>
         </w:rPr>
-        <w:t>05.05.2026</w:t>
+        <w:t>08.05.2026</w:t>
       </w:r>
       <w:r>
         <w:rPr>

--- a/2026/05. Mai/141. Tagesbericht.docx
+++ b/2026/05. Mai/141. Tagesbericht.docx
@@ -255,7 +255,21 @@
               <w:rPr>
                 <w:sz w:val="20"/>
               </w:rPr>
-              <w:t xml:space="preserve">Mitarbeiter gezeigt, wie man das Chatbot in DeltaMaster öffnet und </w:t>
+              <w:t xml:space="preserve">Mitarbeiter gezeigt, wie man das Chatbot in </w:t>
+            </w:r>
+            <w:proofErr w:type="spellStart"/>
+            <w:r>
+              <w:rPr>
+                <w:sz w:val="20"/>
+              </w:rPr>
+              <w:t>DeltaMaster</w:t>
+            </w:r>
+            <w:proofErr w:type="spellEnd"/>
+            <w:r>
+              <w:rPr>
+                <w:sz w:val="20"/>
+              </w:rPr>
+              <w:t xml:space="preserve"> öffnet und </w:t>
             </w:r>
             <w:r>
               <w:rPr>
@@ -268,25 +282,6 @@
                 <w:sz w:val="20"/>
               </w:rPr>
               <w:t xml:space="preserve"> wie es funktioniert</w:t>
-            </w:r>
-          </w:p>
-          <w:p>
-            <w:pPr>
-              <w:pStyle w:val="Listenabsatz"/>
-              <w:numPr>
-                <w:ilvl w:val="0"/>
-                <w:numId w:val="6"/>
-              </w:numPr>
-              <w:spacing w:line="260" w:lineRule="exact"/>
-              <w:rPr>
-                <w:sz w:val="20"/>
-              </w:rPr>
-            </w:pPr>
-            <w:r>
-              <w:rPr>
-                <w:sz w:val="20"/>
-              </w:rPr>
-              <w:t>Neue VPN-Profile hinzugefügt</w:t>
             </w:r>
           </w:p>
         </w:tc>
@@ -461,8 +456,16 @@
               <w:rPr>
                 <w:sz w:val="20"/>
               </w:rPr>
-              <w:t>Recherche über mehrere Inhaltsverzeichnisse in OnlyOffice</w:t>
-            </w:r>
+              <w:t xml:space="preserve">Recherche über mehrere Inhaltsverzeichnisse in </w:t>
+            </w:r>
+            <w:proofErr w:type="spellStart"/>
+            <w:r>
+              <w:rPr>
+                <w:sz w:val="20"/>
+              </w:rPr>
+              <w:t>OnlyOffice</w:t>
+            </w:r>
+            <w:proofErr w:type="spellEnd"/>
           </w:p>
           <w:p>
             <w:pPr>
@@ -480,7 +483,21 @@
               <w:rPr>
                 <w:sz w:val="20"/>
               </w:rPr>
-              <w:t>Ticket über SentinelOne Installation geschlossen</w:t>
+              <w:t xml:space="preserve">Ticket über </w:t>
+            </w:r>
+            <w:proofErr w:type="spellStart"/>
+            <w:r>
+              <w:rPr>
+                <w:sz w:val="20"/>
+              </w:rPr>
+              <w:t>SentinelOne</w:t>
+            </w:r>
+            <w:proofErr w:type="spellEnd"/>
+            <w:r>
+              <w:rPr>
+                <w:sz w:val="20"/>
+              </w:rPr>
+              <w:t xml:space="preserve"> Installation geschlossen</w:t>
             </w:r>
           </w:p>
         </w:tc>
@@ -864,25 +881,6 @@
               <w:rPr>
                 <w:sz w:val="20"/>
               </w:rPr>
-              <w:t>Grafana Playlist vorbereitet und PC hochgefahren</w:t>
-            </w:r>
-          </w:p>
-          <w:p>
-            <w:pPr>
-              <w:pStyle w:val="Listenabsatz"/>
-              <w:numPr>
-                <w:ilvl w:val="0"/>
-                <w:numId w:val="6"/>
-              </w:numPr>
-              <w:spacing w:line="260" w:lineRule="exact"/>
-              <w:rPr>
-                <w:sz w:val="20"/>
-              </w:rPr>
-            </w:pPr>
-            <w:r>
-              <w:rPr>
-                <w:sz w:val="20"/>
-              </w:rPr>
               <w:t>BIOS-Passwort zurückgesetzt und Dell Bescheid gegeben</w:t>
             </w:r>
           </w:p>
@@ -1096,7 +1094,59 @@
               <w:rPr>
                 <w:sz w:val="20"/>
               </w:rPr>
-              <w:t>SQL Dienst gestartet</w:t>
+              <w:t>SQL-Dienst</w:t>
+            </w:r>
+            <w:r>
+              <w:rPr>
+                <w:sz w:val="20"/>
+              </w:rPr>
+              <w:t xml:space="preserve"> gestartet</w:t>
+            </w:r>
+          </w:p>
+          <w:p>
+            <w:pPr>
+              <w:pStyle w:val="Listenabsatz"/>
+              <w:numPr>
+                <w:ilvl w:val="0"/>
+                <w:numId w:val="6"/>
+              </w:numPr>
+              <w:spacing w:line="260" w:lineRule="exact"/>
+              <w:rPr>
+                <w:sz w:val="20"/>
+              </w:rPr>
+            </w:pPr>
+            <w:proofErr w:type="spellStart"/>
+            <w:r>
+              <w:rPr>
+                <w:sz w:val="20"/>
+              </w:rPr>
+              <w:t>Grafana</w:t>
+            </w:r>
+            <w:proofErr w:type="spellEnd"/>
+            <w:r>
+              <w:rPr>
+                <w:sz w:val="20"/>
+              </w:rPr>
+              <w:t xml:space="preserve"> Playlist vorbereitet und PC hochgefahren</w:t>
+            </w:r>
+          </w:p>
+          <w:p>
+            <w:pPr>
+              <w:pStyle w:val="Listenabsatz"/>
+              <w:numPr>
+                <w:ilvl w:val="0"/>
+                <w:numId w:val="6"/>
+              </w:numPr>
+              <w:spacing w:line="260" w:lineRule="exact"/>
+              <w:rPr>
+                <w:sz w:val="20"/>
+              </w:rPr>
+            </w:pPr>
+            <w:r>
+              <w:rPr>
+                <w:sz w:val="20"/>
+              </w:rPr>
+              <w:t>Neue VPN-Profile hinzugefügt</w:t>
             </w:r>
           </w:p>
         </w:tc>
@@ -1123,7 +1173,7 @@
       </w:tr>
       <w:tr>
         <w:trPr>
-          <w:trHeight w:val="1198"/>
+          <w:trHeight w:val="300"/>
         </w:trPr>
         <w:tc>
           <w:tcPr>
@@ -1767,7 +1817,7 @@
           <w:sz w:val="18"/>
           <w:szCs w:val="18"/>
         </w:rPr>
-        <w:t>08.05.2026</w:t>
+        <w:t>02.07.2026</w:t>
       </w:r>
       <w:r>
         <w:rPr>
@@ -1859,7 +1909,7 @@
           <w:sz w:val="18"/>
           <w:szCs w:val="18"/>
         </w:rPr>
-        <w:t>08.05.2026</w:t>
+        <w:t>02.07.2026</w:t>
       </w:r>
       <w:r>
         <w:rPr>
